--- a/resume_template.docx
+++ b/resume_template.docx
@@ -5415,12 +5415,6 @@
                 <w:szCs w:val="20"/>
               </w:rPr>
             </w:pPr>
-            <w:r>
-              <w:rPr>
-                <w:szCs w:val="20"/>
-              </w:rPr>
-              <w:t>{경력1직무}</w:t>
-            </w:r>
           </w:p>
         </w:tc>
       </w:tr>
@@ -5619,25 +5613,6 @@
                 <w:szCs w:val="20"/>
               </w:rPr>
             </w:pPr>
-            <w:r>
-              <w:rPr>
-                <w:szCs w:val="20"/>
-              </w:rPr>
-              <w:t>{경력</w:t>
-            </w:r>
-            <w:r>
-              <w:rPr>
-                <w:rFonts w:hint="eastAsia"/>
-                <w:szCs w:val="20"/>
-              </w:rPr>
-              <w:t>2</w:t>
-            </w:r>
-            <w:r>
-              <w:rPr>
-                <w:szCs w:val="20"/>
-              </w:rPr>
-              <w:t>직무}</w:t>
-            </w:r>
           </w:p>
         </w:tc>
       </w:tr>
@@ -5836,25 +5811,6 @@
                 <w:szCs w:val="20"/>
               </w:rPr>
             </w:pPr>
-            <w:r>
-              <w:rPr>
-                <w:szCs w:val="20"/>
-              </w:rPr>
-              <w:t>{경력</w:t>
-            </w:r>
-            <w:r>
-              <w:rPr>
-                <w:rFonts w:hint="eastAsia"/>
-                <w:szCs w:val="20"/>
-              </w:rPr>
-              <w:t>3</w:t>
-            </w:r>
-            <w:r>
-              <w:rPr>
-                <w:szCs w:val="20"/>
-              </w:rPr>
-              <w:t>직무}</w:t>
-            </w:r>
           </w:p>
         </w:tc>
       </w:tr>
@@ -6053,25 +6009,6 @@
                 <w:szCs w:val="20"/>
               </w:rPr>
             </w:pPr>
-            <w:r>
-              <w:rPr>
-                <w:szCs w:val="20"/>
-              </w:rPr>
-              <w:t>{경력</w:t>
-            </w:r>
-            <w:r>
-              <w:rPr>
-                <w:rFonts w:hint="eastAsia"/>
-                <w:szCs w:val="20"/>
-              </w:rPr>
-              <w:t>4</w:t>
-            </w:r>
-            <w:r>
-              <w:rPr>
-                <w:szCs w:val="20"/>
-              </w:rPr>
-              <w:t>직무}</w:t>
-            </w:r>
           </w:p>
         </w:tc>
       </w:tr>
@@ -6270,25 +6207,6 @@
                 <w:szCs w:val="20"/>
               </w:rPr>
             </w:pPr>
-            <w:r>
-              <w:rPr>
-                <w:szCs w:val="20"/>
-              </w:rPr>
-              <w:t>{경력</w:t>
-            </w:r>
-            <w:r>
-              <w:rPr>
-                <w:rFonts w:hint="eastAsia"/>
-                <w:szCs w:val="20"/>
-              </w:rPr>
-              <w:t>5</w:t>
-            </w:r>
-            <w:r>
-              <w:rPr>
-                <w:szCs w:val="20"/>
-              </w:rPr>
-              <w:t>직무}</w:t>
-            </w:r>
           </w:p>
         </w:tc>
       </w:tr>
@@ -6487,25 +6405,6 @@
                 <w:szCs w:val="20"/>
               </w:rPr>
             </w:pPr>
-            <w:r>
-              <w:rPr>
-                <w:szCs w:val="20"/>
-              </w:rPr>
-              <w:t>{경력</w:t>
-            </w:r>
-            <w:r>
-              <w:rPr>
-                <w:rFonts w:hint="eastAsia"/>
-                <w:szCs w:val="20"/>
-              </w:rPr>
-              <w:t>6</w:t>
-            </w:r>
-            <w:r>
-              <w:rPr>
-                <w:szCs w:val="20"/>
-              </w:rPr>
-              <w:t>직무}</w:t>
-            </w:r>
           </w:p>
         </w:tc>
       </w:tr>
@@ -6807,21 +6706,6 @@
                 <w:rFonts w:hint="eastAsia"/>
                 <w:szCs w:val="20"/>
               </w:rPr>
-              <w:t>직원 수</w:t>
-            </w:r>
-          </w:p>
-          <w:p>
-            <w:pPr>
-              <w:jc w:val="center"/>
-              <w:rPr>
-                <w:szCs w:val="20"/>
-              </w:rPr>
-            </w:pPr>
-            <w:r>
-              <w:rPr>
-                <w:rFonts w:hint="eastAsia"/>
-                <w:szCs w:val="20"/>
-              </w:rPr>
               <w:t>주요 업무</w:t>
             </w:r>
           </w:p>
@@ -6906,220 +6790,10 @@
           </w:tcPr>
           <w:p>
             <w:pPr>
-              <w:jc w:val="left"/>
-              <w:rPr>
-                <w:sz w:val="16"/>
-                <w:szCs w:val="16"/>
-              </w:rPr>
-            </w:pPr>
-            <w:r>
-              <w:rPr>
-                <w:rFonts w:hint="eastAsia"/>
-                <w:sz w:val="16"/>
-                <w:szCs w:val="16"/>
-              </w:rPr>
-              <w:t xml:space="preserve">□ </w:t>
-            </w:r>
-            <w:r>
-              <w:rPr>
-                <w:sz w:val="16"/>
-                <w:szCs w:val="16"/>
-              </w:rPr>
-              <w:t>~ 4</w:t>
-            </w:r>
-            <w:r>
-              <w:rPr>
-                <w:rFonts w:hint="eastAsia"/>
-                <w:sz w:val="16"/>
-                <w:szCs w:val="16"/>
-              </w:rPr>
-              <w:t>인</w:t>
-            </w:r>
-            <w:r>
-              <w:rPr>
-                <w:rFonts w:hint="eastAsia"/>
-                <w:sz w:val="16"/>
-                <w:szCs w:val="16"/>
-              </w:rPr>
-              <w:t xml:space="preserve"> </w:t>
-            </w:r>
-            <w:r>
-              <w:rPr>
-                <w:sz w:val="16"/>
-                <w:szCs w:val="16"/>
-              </w:rPr>
-              <w:t xml:space="preserve">   </w:t>
-            </w:r>
-            <w:r>
-              <w:rPr>
-                <w:rFonts w:hint="eastAsia"/>
-                <w:sz w:val="16"/>
-                <w:szCs w:val="16"/>
-              </w:rPr>
-              <w:t xml:space="preserve"> </w:t>
-            </w:r>
-            <w:r>
-              <w:rPr>
-                <w:rFonts w:hint="eastAsia"/>
-                <w:sz w:val="16"/>
-                <w:szCs w:val="16"/>
-              </w:rPr>
-              <w:t xml:space="preserve">□ </w:t>
-            </w:r>
-            <w:r>
-              <w:rPr>
-                <w:sz w:val="16"/>
-                <w:szCs w:val="16"/>
-              </w:rPr>
-              <w:t>5</w:t>
-            </w:r>
-            <w:r>
-              <w:rPr>
-                <w:rFonts w:hint="eastAsia"/>
-                <w:sz w:val="16"/>
-                <w:szCs w:val="16"/>
-              </w:rPr>
-              <w:t>인</w:t>
-            </w:r>
-            <w:r>
-              <w:rPr>
-                <w:rFonts w:hint="eastAsia"/>
-                <w:sz w:val="16"/>
-                <w:szCs w:val="16"/>
-              </w:rPr>
-              <w:t>~</w:t>
-            </w:r>
-            <w:r>
-              <w:rPr>
-                <w:sz w:val="16"/>
-                <w:szCs w:val="16"/>
-              </w:rPr>
-              <w:t>49</w:t>
-            </w:r>
-            <w:r>
-              <w:rPr>
-                <w:rFonts w:hint="eastAsia"/>
-                <w:sz w:val="16"/>
-                <w:szCs w:val="16"/>
-              </w:rPr>
-              <w:t>인</w:t>
-            </w:r>
-          </w:p>
-          <w:p>
-            <w:pPr>
-              <w:jc w:val="left"/>
-              <w:rPr>
-                <w:szCs w:val="20"/>
-              </w:rPr>
-            </w:pPr>
-            <w:r>
-              <w:rPr>
-                <w:rFonts w:hint="eastAsia"/>
-                <w:sz w:val="16"/>
-                <w:szCs w:val="16"/>
-              </w:rPr>
-              <w:t xml:space="preserve">□ </w:t>
-            </w:r>
-            <w:r>
-              <w:rPr>
-                <w:sz w:val="16"/>
-                <w:szCs w:val="16"/>
-              </w:rPr>
-              <w:t>50</w:t>
-            </w:r>
-            <w:r>
-              <w:rPr>
-                <w:rFonts w:hint="eastAsia"/>
-                <w:sz w:val="16"/>
-                <w:szCs w:val="16"/>
-              </w:rPr>
-              <w:t>인</w:t>
-            </w:r>
-            <w:r>
-              <w:rPr>
-                <w:rFonts w:hint="eastAsia"/>
-                <w:sz w:val="16"/>
-                <w:szCs w:val="16"/>
-              </w:rPr>
-              <w:t>~</w:t>
-            </w:r>
-            <w:r>
-              <w:rPr>
-                <w:sz w:val="16"/>
-                <w:szCs w:val="16"/>
-              </w:rPr>
-              <w:t>299</w:t>
-            </w:r>
-            <w:proofErr w:type="gramStart"/>
-            <w:r>
-              <w:rPr>
-                <w:rFonts w:hint="eastAsia"/>
-                <w:sz w:val="16"/>
-                <w:szCs w:val="16"/>
-              </w:rPr>
-              <w:t>인</w:t>
-            </w:r>
-            <w:r>
-              <w:rPr>
-                <w:rFonts w:hint="eastAsia"/>
-                <w:sz w:val="16"/>
-                <w:szCs w:val="16"/>
-              </w:rPr>
-              <w:t xml:space="preserve"> </w:t>
-            </w:r>
-            <w:r>
-              <w:rPr>
-                <w:rFonts w:hint="eastAsia"/>
-                <w:sz w:val="16"/>
-                <w:szCs w:val="16"/>
-              </w:rPr>
-              <w:t xml:space="preserve"> □</w:t>
-            </w:r>
-            <w:proofErr w:type="gramEnd"/>
-            <w:r>
-              <w:rPr>
-                <w:rFonts w:hint="eastAsia"/>
-                <w:sz w:val="16"/>
-                <w:szCs w:val="16"/>
-              </w:rPr>
-              <w:t xml:space="preserve"> </w:t>
-            </w:r>
-            <w:r>
-              <w:rPr>
-                <w:sz w:val="16"/>
-                <w:szCs w:val="16"/>
-              </w:rPr>
-              <w:t>300</w:t>
-            </w:r>
-            <w:r>
-              <w:rPr>
-                <w:rFonts w:hint="eastAsia"/>
-                <w:sz w:val="16"/>
-                <w:szCs w:val="16"/>
-              </w:rPr>
-              <w:t>인</w:t>
-            </w:r>
-            <w:r>
-              <w:rPr>
-                <w:rFonts w:hint="eastAsia"/>
-                <w:sz w:val="16"/>
-                <w:szCs w:val="16"/>
-              </w:rPr>
-              <w:t>~</w:t>
-            </w:r>
-          </w:p>
-          <w:p>
-            <w:pPr>
-              <w:rPr>
-                <w:szCs w:val="20"/>
-              </w:rPr>
-            </w:pPr>
-            <w:r>
-              <w:rPr>
-                <w:szCs w:val="20"/>
-              </w:rPr>
-              <w:t>{경력1주요업무}</w:t>
-            </w:r>
+              <w:rPr>
+                <w:szCs w:val="20"/>
+              </w:rPr>
+            </w:pPr>
           </w:p>
         </w:tc>
       </w:tr>
@@ -7263,7 +6937,6 @@
                 <w:rFonts w:hint="eastAsia"/>
                 <w:szCs w:val="20"/>
               </w:rPr>
-              <w:lastRenderedPageBreak/>
               <w:t>기간</w:t>
             </w:r>
           </w:p>
@@ -7369,6 +7042,7 @@
               <w:rPr>
                 <w:szCs w:val="20"/>
               </w:rPr>
+              <w:lastRenderedPageBreak/>
               <w:t>{경력</w:t>
             </w:r>
             <w:r>
@@ -9279,7 +8953,6 @@
               </w:rPr>
             </w:pPr>
             <w:r>
-              <w:lastRenderedPageBreak/>
               <w:t>{자기소개1}</w:t>
             </w:r>
           </w:p>
@@ -9347,6 +9020,7 @@
                 <w:rFonts w:hint="eastAsia"/>
                 <w:szCs w:val="20"/>
               </w:rPr>
+              <w:lastRenderedPageBreak/>
               <w:t>2</w:t>
             </w:r>
             <w:r>
@@ -10142,7 +9816,7 @@
         </mc:Choice>
         <mc:Fallback>
           <w:pict>
-            <v:shapetype w14:anchorId="2BA80182" id="_x0000_t32" coordsize="21600,21600" o:spt="32" o:oned="t" path="m,l21600,21600e" filled="f">
+            <v:shapetype w14:anchorId="1B83A427" id="_x0000_t32" coordsize="21600,21600" o:spt="32" o:oned="t" path="m,l21600,21600e" filled="f">
               <v:path arrowok="t" fillok="f" o:connecttype="none"/>
               <o:lock v:ext="edit" shapetype="t"/>
             </v:shapetype>
